--- a/src/app/dashboard/surat/components/templates/TemplatePermohonan_Akta_Grosse_Final.docx
+++ b/src/app/dashboard/surat/components/templates/TemplatePermohonan_Akta_Grosse_Final.docx
@@ -190,7 +190,7 @@
         <w:t xml:space="preserve"> </w:t>
       </w:r>
       <w:r>
-        <w:t>{{nama_pemohon}}</w:t>
+        <w:t>JASON CHRISTOPHER LIENDO</w:t>
       </w:r>
     </w:p>
     <w:p>
@@ -217,7 +217,13 @@
         <w:rPr>
           <w:spacing w:val="-2"/>
         </w:rPr>
-        <w:t>{{NIK_pemohon}}</w:t>
+        <w:t>35</w:t>
+      </w:r>
+      <w:r>
+        <w:rPr>
+          <w:spacing w:val="-2"/>
+        </w:rPr>
+        <w:t>14120108030002</w:t>
       </w:r>
     </w:p>
     <w:p>
@@ -281,35 +287,7 @@
         <w:t xml:space="preserve"> </w:t>
       </w:r>
       <w:r>
-        <w:t>{{</w:t>
-      </w:r>
-      <w:proofErr w:type="spellStart"/>
-      <w:r>
-        <w:t>tempatlahir_pemohon</w:t>
-      </w:r>
-      <w:proofErr w:type="spellEnd"/>
-      <w:r>
-        <w:t>}}</w:t>
-      </w:r>
-      <w:r>
-        <w:t xml:space="preserve"> </w:t>
-      </w:r>
-      <w:r>
-        <w:t>/</w:t>
-      </w:r>
-      <w:r>
-        <w:t xml:space="preserve"> </w:t>
-      </w:r>
-      <w:r>
-        <w:t>{{</w:t>
-      </w:r>
-      <w:proofErr w:type="spellStart"/>
-      <w:r>
-        <w:t>tanggallahir_pemohon</w:t>
-      </w:r>
-      <w:proofErr w:type="spellEnd"/>
-      <w:r>
-        <w:t>}}</w:t>
+        <w:t>PASURUAN, 01-08-2003</w:t>
       </w:r>
     </w:p>
     <w:p>
@@ -337,8 +315,26 @@
         </w:rPr>
         <w:t xml:space="preserve"> </w:t>
       </w:r>
-      <w:r>
-        <w:t>{{alamat_pemohon}}</w:t>
+      <w:proofErr w:type="spellStart"/>
+      <w:r>
+        <w:t>Simo</w:t>
+      </w:r>
+      <w:proofErr w:type="spellEnd"/>
+      <w:r>
+        <w:t xml:space="preserve"> </w:t>
+      </w:r>
+      <w:proofErr w:type="spellStart"/>
+      <w:r>
+        <w:t>Katrungan</w:t>
+      </w:r>
+      <w:proofErr w:type="spellEnd"/>
+      <w:r>
+        <w:t xml:space="preserve"> Kidul 7</w:t>
+      </w:r>
+      <w:bookmarkStart w:id="0" w:name="_GoBack"/>
+      <w:bookmarkEnd w:id="0"/>
+      <w:r>
+        <w:t>/6</w:t>
       </w:r>
       <w:r>
         <w:br/>
@@ -471,7 +467,7 @@
         <w:t xml:space="preserve"> </w:t>
       </w:r>
       <w:r>
-        <w:t>{{nomor_risalahlelang}}</w:t>
+        <w:t>770/10.01/2026-01</w:t>
       </w:r>
     </w:p>
     <w:p>
@@ -507,8 +503,33 @@
         </w:rPr>
         <w:t xml:space="preserve"> </w:t>
       </w:r>
-      <w:r>
-        <w:t>{{pejabat_lelang}}</w:t>
+      <w:proofErr w:type="spellStart"/>
+      <w:r>
+        <w:rPr>
+          <w:spacing w:val="-5"/>
+        </w:rPr>
+        <w:t>Zainul</w:t>
+      </w:r>
+      <w:proofErr w:type="spellEnd"/>
+      <w:r>
+        <w:rPr>
+          <w:spacing w:val="-5"/>
+        </w:rPr>
+        <w:t xml:space="preserve"> </w:t>
+      </w:r>
+      <w:proofErr w:type="spellStart"/>
+      <w:r>
+        <w:rPr>
+          <w:spacing w:val="-5"/>
+        </w:rPr>
+        <w:t>Arifin,S.H</w:t>
+      </w:r>
+      <w:proofErr w:type="spellEnd"/>
+      <w:r>
+        <w:rPr>
+          <w:spacing w:val="-5"/>
+        </w:rPr>
+        <w:t>.</w:t>
       </w:r>
     </w:p>
     <w:p>
@@ -536,7 +557,13 @@
         <w:t xml:space="preserve"> </w:t>
       </w:r>
       <w:r>
-        <w:t>{{tanggal_risalahlelang}}</w:t>
+        <w:t>1</w:t>
+      </w:r>
+      <w:r>
+        <w:t>6</w:t>
+      </w:r>
+      <w:r>
+        <w:t xml:space="preserve"> September 2026</w:t>
       </w:r>
     </w:p>
     <w:p>
@@ -564,7 +591,10 @@
         <w:t xml:space="preserve"> </w:t>
       </w:r>
       <w:r>
-        <w:t>{{jamlelang}}</w:t>
+        <w:rPr>
+          <w:spacing w:val="-3"/>
+        </w:rPr>
+        <w:t>09:45 WIB</w:t>
       </w:r>
     </w:p>
     <w:p>
@@ -585,13 +615,19 @@
         <w:rPr>
           <w:rFonts w:ascii="Times New Roman"/>
         </w:rPr>
+        <w:t>:</w:t>
+      </w:r>
+      <w:r>
+        <w:rPr>
+          <w:rFonts w:ascii="Times New Roman"/>
+        </w:rPr>
         <w:tab/>
       </w:r>
       <w:r>
         <w:rPr>
-          <w:spacing w:val="-2"/>
-        </w:rPr>
-        <w:t>{{NIP}}</w:t>
+          <w:rFonts w:ascii="Arial" w:hAnsi="Arial" w:cs="Arial"/>
+        </w:rPr>
+        <w:t>19760510 199503 1 001</w:t>
       </w:r>
     </w:p>
     <w:p>
@@ -601,6 +637,9 @@
           <w:tab w:val="left" w:pos="2903"/>
         </w:tabs>
         <w:spacing w:before="182"/>
+        <w:rPr>
+          <w:spacing w:val="-2"/>
+        </w:rPr>
       </w:pPr>
       <w:r>
         <w:rPr>
@@ -642,6 +681,36 @@
         </w:rPr>
         <w:t>Bangunan</w:t>
       </w:r>
+    </w:p>
+    <w:p>
+      <w:pPr>
+        <w:pStyle w:val="BodyText"/>
+        <w:tabs>
+          <w:tab w:val="left" w:pos="2903"/>
+        </w:tabs>
+        <w:spacing w:before="182"/>
+      </w:pPr>
+      <w:r>
+        <w:rPr>
+          <w:spacing w:val="-2"/>
+        </w:rPr>
+        <w:t>Pengadilan yang dituju</w:t>
+      </w:r>
+      <w:r>
+        <w:rPr>
+          <w:spacing w:val="-2"/>
+        </w:rPr>
+        <w:tab/>
+        <w:t xml:space="preserve">: Pengadilan Negeri </w:t>
+      </w:r>
+      <w:proofErr w:type="spellStart"/>
+      <w:r>
+        <w:rPr>
+          <w:spacing w:val="-2"/>
+        </w:rPr>
+        <w:t>Surabaya</w:t>
+      </w:r>
+      <w:proofErr w:type="spellEnd"/>
       <w:r>
         <w:rPr>
           <w:spacing w:val="-2"/>
@@ -758,7 +827,95 @@
         <w:ind w:left="5784"/>
       </w:pPr>
       <w:r>
-        <w:t>Surabaya,</w:t>
+        <w:rPr>
+          <w:noProof/>
+        </w:rPr>
+        <w:drawing>
+          <wp:anchor distT="0" distB="0" distL="114300" distR="114300" simplePos="0" relativeHeight="251658240" behindDoc="0" locked="0" layoutInCell="1" allowOverlap="1">
+            <wp:simplePos x="0" y="0"/>
+            <wp:positionH relativeFrom="column">
+              <wp:posOffset>4024630</wp:posOffset>
+            </wp:positionH>
+            <wp:positionV relativeFrom="paragraph">
+              <wp:posOffset>140335</wp:posOffset>
+            </wp:positionV>
+            <wp:extent cx="1214120" cy="1334770"/>
+            <wp:effectExtent l="0" t="0" r="0" b="0"/>
+            <wp:wrapThrough wrapText="bothSides">
+              <wp:wrapPolygon edited="0">
+                <wp:start x="9715" y="2055"/>
+                <wp:lineTo x="7456" y="5755"/>
+                <wp:lineTo x="3841" y="10070"/>
+                <wp:lineTo x="2033" y="12331"/>
+                <wp:lineTo x="2033" y="13770"/>
+                <wp:lineTo x="2259" y="15619"/>
+                <wp:lineTo x="2711" y="16030"/>
+                <wp:lineTo x="7230" y="18908"/>
+                <wp:lineTo x="9264" y="19730"/>
+                <wp:lineTo x="11975" y="19730"/>
+                <wp:lineTo x="12653" y="18908"/>
+                <wp:lineTo x="20335" y="15619"/>
+                <wp:lineTo x="20561" y="15208"/>
+                <wp:lineTo x="19205" y="13153"/>
+                <wp:lineTo x="18075" y="12331"/>
+                <wp:lineTo x="18527" y="8221"/>
+                <wp:lineTo x="16720" y="7399"/>
+                <wp:lineTo x="11297" y="5755"/>
+                <wp:lineTo x="10845" y="2055"/>
+                <wp:lineTo x="9715" y="2055"/>
+              </wp:wrapPolygon>
+            </wp:wrapThrough>
+            <wp:docPr id="3" name="Picture 3"/>
+            <wp:cNvGraphicFramePr>
+              <a:graphicFrameLocks xmlns:a="http://schemas.openxmlformats.org/drawingml/2006/main" noChangeAspect="1"/>
+            </wp:cNvGraphicFramePr>
+            <a:graphic xmlns:a="http://schemas.openxmlformats.org/drawingml/2006/main">
+              <a:graphicData uri="http://schemas.openxmlformats.org/drawingml/2006/picture">
+                <pic:pic xmlns:pic="http://schemas.openxmlformats.org/drawingml/2006/picture">
+                  <pic:nvPicPr>
+                    <pic:cNvPr id="3" name="9a246791-84d6-48be-b105-b94242e32a3a.png"/>
+                    <pic:cNvPicPr/>
+                  </pic:nvPicPr>
+                  <pic:blipFill>
+                    <a:blip r:embed="rId4" cstate="print">
+                      <a:extLst>
+                        <a:ext uri="{28A0092B-C50C-407E-A947-70E740481C1C}">
+                          <a14:useLocalDpi xmlns:a14="http://schemas.microsoft.com/office/drawing/2010/main" val="0"/>
+                        </a:ext>
+                      </a:extLst>
+                    </a:blip>
+                    <a:stretch>
+                      <a:fillRect/>
+                    </a:stretch>
+                  </pic:blipFill>
+                  <pic:spPr>
+                    <a:xfrm>
+                      <a:off x="0" y="0"/>
+                      <a:ext cx="1214120" cy="1334770"/>
+                    </a:xfrm>
+                    <a:prstGeom prst="rect">
+                      <a:avLst/>
+                    </a:prstGeom>
+                  </pic:spPr>
+                </pic:pic>
+              </a:graphicData>
+            </a:graphic>
+            <wp14:sizeRelH relativeFrom="page">
+              <wp14:pctWidth>0</wp14:pctWidth>
+            </wp14:sizeRelH>
+            <wp14:sizeRelV relativeFrom="page">
+              <wp14:pctHeight>0</wp14:pctHeight>
+            </wp14:sizeRelV>
+          </wp:anchor>
+        </w:drawing>
+      </w:r>
+      <w:proofErr w:type="spellStart"/>
+      <w:r>
+        <w:t>Surabaya</w:t>
+      </w:r>
+      <w:proofErr w:type="spellEnd"/>
+      <w:r>
+        <w:t>,</w:t>
       </w:r>
       <w:r>
         <w:rPr>
@@ -767,7 +924,13 @@
         <w:t xml:space="preserve"> </w:t>
       </w:r>
       <w:r>
-        <w:t>{{tanggal}}</w:t>
+        <w:t>2</w:t>
+      </w:r>
+      <w:r>
+        <w:t>7</w:t>
+      </w:r>
+      <w:r>
+        <w:t xml:space="preserve"> September 2026</w:t>
       </w:r>
     </w:p>
     <w:p>
@@ -821,7 +984,7 @@
         <w:jc w:val="center"/>
       </w:pPr>
       <w:r>
-        <w:t>{{nama_pemohon}}</w:t>
+        <w:t>JASON CHRISTOPHER LIENDO</w:t>
       </w:r>
     </w:p>
     <w:p>
@@ -1443,8 +1606,6 @@
               </w:rPr>
               <w:t>{{nama_pemohon}}</w:t>
             </w:r>
-            <w:bookmarkStart w:id="0" w:name="_GoBack"/>
-            <w:bookmarkEnd w:id="0"/>
           </w:p>
         </w:tc>
         <w:tc>
@@ -1899,7 +2060,6 @@
   <w:style w:type="character" w:default="1" w:styleId="DefaultParagraphFont">
     <w:name w:val="Default Paragraph Font"/>
     <w:uiPriority w:val="1"/>
-    <w:semiHidden/>
     <w:unhideWhenUsed/>
   </w:style>
   <w:style w:type="table" w:default="1" w:styleId="TableNormal">
